--- a/pcd_automation/pcd_automation/modelo_documentos/templates/termo_abertura_vista_inicial.docx
+++ b/pcd_automation/pcd_automation/modelo_documentos/templates/termo_abertura_vista_inicial.docx
@@ -737,15 +737,15 @@
           <w:color w:val="000000"/>
           <w:szCs w:val="23"/>
         </w:rPr>
-        <w:t xml:space="preserve"> {{ hora_fato }} </w:t>
-      </w:r>
-      <w:r>
-        <w:rPr>
-          <w:rFonts w:ascii="Rawline" w:hAnsi="Rawline" w:cs="Times New Roman"/>
-          <w:color w:val="000000"/>
-          <w:szCs w:val="23"/>
-        </w:rPr>
-        <w:t>horas, o comunicado {{ resumo_fato }}.</w:t>
+        <w:t xml:space="preserve"> {{ hora_fato }}</w:t>
+      </w:r>
+      <w:r>
+        <w:rPr>
+          <w:rFonts w:ascii="Rawline" w:hAnsi="Rawline" w:cs="Times New Roman"/>
+          <w:color w:val="000000"/>
+          <w:szCs w:val="23"/>
+        </w:rPr>
+        <w:t>, o comunicado {{ resumo_fato }}.</w:t>
       </w:r>
       <w:r>
         <w:rPr>
@@ -1157,6 +1157,8 @@
     <w:sectPr>
       <w:headerReference w:type="default" r:id="rId7"/>
       <w:footerReference w:type="default" r:id="rId8"/>
+      <w:headerReference w:type="first" r:id="rId11"/>
+      <w:footerReference w:type="first" r:id="rId12"/>
       <w:pgSz w:w="11906" w:h="16838"/>
       <w:pgMar w:top="1701" w:right="1134" w:bottom="1134" w:left="1701" w:header="720" w:footer="720" w:gutter="0"/>
       <w:cols w:space="708"/>
@@ -2262,6 +2264,16 @@
         <w:sz w:val="16"/>
         <w:szCs w:val="16"/>
       </w:rPr>
+    </w:pPr>
+  </w:p>
+</w:ftr>
+</file>
+
+<file path=word/footer2.xml><?xml version="1.0" encoding="utf-8"?>
+<w:ftr xmlns:m="http://schemas.openxmlformats.org/officeDocument/2006/math" xmlns:mc="http://schemas.openxmlformats.org/markup-compatibility/2006" xmlns:mo="http://schemas.microsoft.com/office/mac/office/2008/main" xmlns:mv="urn:schemas-microsoft-com:mac:vml" xmlns:o="urn:schemas-microsoft-com:office:office" xmlns:r="http://schemas.openxmlformats.org/officeDocument/2006/relationships" xmlns:v="urn:schemas-microsoft-com:vml" xmlns:w10="urn:schemas-microsoft-com:office:word" xmlns:w14="http://schemas.microsoft.com/office/word/2010/wordml" xmlns:w="http://schemas.openxmlformats.org/wordprocessingml/2006/main" xmlns:wne="http://schemas.microsoft.com/office/word/2006/wordml" xmlns:wp14="http://schemas.microsoft.com/office/word/2010/wordprocessingDrawing" xmlns:wp="http://schemas.openxmlformats.org/drawingml/2006/wordprocessingDrawing" xmlns:wpc="http://schemas.microsoft.com/office/word/2010/wordprocessingCanvas" xmlns:wpg="http://schemas.microsoft.com/office/word/2010/wordprocessingGroup" xmlns:wpi="http://schemas.microsoft.com/office/word/2010/wordprocessingInk" xmlns:wps="http://schemas.microsoft.com/office/word/2010/wordprocessingShape" mc:Ignorable="w14 wp14">
+  <w:p>
+    <w:pPr>
+      <w:pStyle w:val="Footer"/>
     </w:pPr>
   </w:p>
 </w:ftr>
@@ -2368,6 +2380,16 @@
     <w:r>
       <w:ptab w:relativeTo="margin" w:alignment="left" w:leader="none"/>
     </w:r>
+  </w:p>
+</w:hdr>
+</file>
+
+<file path=word/header2.xml><?xml version="1.0" encoding="utf-8"?>
+<w:hdr xmlns:m="http://schemas.openxmlformats.org/officeDocument/2006/math" xmlns:mc="http://schemas.openxmlformats.org/markup-compatibility/2006" xmlns:mo="http://schemas.microsoft.com/office/mac/office/2008/main" xmlns:mv="urn:schemas-microsoft-com:mac:vml" xmlns:o="urn:schemas-microsoft-com:office:office" xmlns:r="http://schemas.openxmlformats.org/officeDocument/2006/relationships" xmlns:v="urn:schemas-microsoft-com:vml" xmlns:w10="urn:schemas-microsoft-com:office:word" xmlns:w14="http://schemas.microsoft.com/office/word/2010/wordml" xmlns:w="http://schemas.openxmlformats.org/wordprocessingml/2006/main" xmlns:wne="http://schemas.microsoft.com/office/word/2006/wordml" xmlns:wp14="http://schemas.microsoft.com/office/word/2010/wordprocessingDrawing" xmlns:wp="http://schemas.openxmlformats.org/drawingml/2006/wordprocessingDrawing" xmlns:wpc="http://schemas.microsoft.com/office/word/2010/wordprocessingCanvas" xmlns:wpg="http://schemas.microsoft.com/office/word/2010/wordprocessingGroup" xmlns:wpi="http://schemas.microsoft.com/office/word/2010/wordprocessingInk" xmlns:wps="http://schemas.microsoft.com/office/word/2010/wordprocessingShape" mc:Ignorable="w14 wp14">
+  <w:p>
+    <w:pPr>
+      <w:pStyle w:val="Header"/>
+    </w:pPr>
   </w:p>
 </w:hdr>
 </file>
